--- a/02Requirements/SRS_Uni-Helper_V0.8.docx
+++ b/02Requirements/SRS_Uni-Helper_V0.8.docx
@@ -3883,7 +3883,13 @@
         <w:rPr>
           <w:rtl w:val="0"/>
         </w:rPr>
-        <w:t xml:space="preserve">FR-01: Program Startup and Main Menu</w:t>
+        <w:t xml:space="preserve">FR-01: </w:t>
+      </w:r>
+      <w:r>
+        <w:rPr>
+          <w:rtl w:val="0"/>
+        </w:rPr>
+        <w:t xml:space="preserve">User Login and Authentication</w:t>
       </w:r>
       <w:r>
         <w:rPr>
@@ -3894,8 +3900,7 @@
     <w:p>
       <w:pPr>
         <w:keepLines w:val="1"/>
-        <w:spacing w:after="80" w:before="40" w:lineRule="auto"/>
-        <w:ind w:left="216" w:firstLine="0"/>
+        <w:spacing w:after="240" w:before="240" w:lineRule="auto"/>
         <w:rPr>
           <w:i w:val="1"/>
           <w:iCs w:val="1"/>
@@ -3907,11 +3912,10 @@
           <w:color w:val="78828c"/>
           <w:rtl w:val="0"/>
         </w:rPr>
-        <w:t xml:space="preserve">The system shall initialize by loading existing user accounts from </w:t>
-      </w:r>
-      <w:r>
-        <w:rPr>
-          <w:rFonts w:ascii="Roboto Mono" w:cs="Roboto Mono" w:eastAsia="Roboto Mono" w:hAnsi="Roboto Mono"/>
+        <w:t xml:space="preserve">The system shall initialize by loading registered credentials from </w:t>
+      </w:r>
+      <w:r>
+        <w:rPr>
           <w:color w:val="78828c"/>
           <w:rtl w:val="0"/>
         </w:rPr>
@@ -3922,17 +3926,17 @@
           <w:color w:val="78828c"/>
           <w:rtl w:val="0"/>
         </w:rPr>
-        <w:t xml:space="preserve">, display the UniHelper version banner, and present an access control menu allowing the user to log in, register a new account, or exit. Upon successful authentication, it shall present the main control menu with options for calendar events, grades, study sessions, budget calculation, and schedules.</w:t>
-      </w:r>
-      <w:r>
-        <w:rPr>
-          <w:rtl w:val="0"/>
-        </w:rPr>
-      </w:r>
-    </w:p>
-    <w:p>
-      <w:pPr>
-        <w:ind w:left="288" w:firstLine="0"/>
+        <w:t xml:space="preserve">, display the UniHelper startup banner, and prompt for user authentication. Passwords shall be masked during entry, and access to the main menu shall be granted only upon successful validation against stored accounts.</w:t>
+      </w:r>
+      <w:r>
+        <w:rPr>
+          <w:rtl w:val="0"/>
+        </w:rPr>
+      </w:r>
+    </w:p>
+    <w:p>
+      <w:pPr>
+        <w:pStyle w:val="Heading3"/>
         <w:rPr>
           <w:i w:val="1"/>
           <w:iCs w:val="1"/>
@@ -3943,11 +3947,24 @@
         <w:rPr>
           <w:rtl w:val="0"/>
         </w:rPr>
-      </w:r>
-    </w:p>
-    <w:p>
-      <w:pPr>
-        <w:pStyle w:val="Heading3"/>
+        <w:t xml:space="preserve">FR-02: </w:t>
+      </w:r>
+      <w:r>
+        <w:rPr>
+          <w:rtl w:val="0"/>
+        </w:rPr>
+        <w:t xml:space="preserve">Task Registration and Management</w:t>
+      </w:r>
+      <w:r>
+        <w:rPr>
+          <w:rtl w:val="0"/>
+        </w:rPr>
+      </w:r>
+    </w:p>
+    <w:p>
+      <w:pPr>
+        <w:keepLines w:val="1"/>
+        <w:spacing w:after="240" w:before="240" w:lineRule="auto"/>
         <w:rPr>
           <w:i w:val="1"/>
           <w:iCs w:val="1"/>
@@ -3956,92 +3973,10 @@
       </w:pPr>
       <w:r>
         <w:rPr>
-          <w:rtl w:val="0"/>
-        </w:rPr>
-        <w:t xml:space="preserve">FR-02: Input Validation and Error Handling</w:t>
-      </w:r>
-      <w:r>
-        <w:rPr>
-          <w:rtl w:val="0"/>
-        </w:rPr>
-      </w:r>
-    </w:p>
-    <w:p>
-      <w:pPr>
-        <w:keepLines w:val="1"/>
-        <w:spacing w:after="80" w:before="40" w:lineRule="auto"/>
-        <w:ind w:left="216" w:firstLine="0"/>
-        <w:rPr>
-          <w:color w:val="78828c"/>
-        </w:rPr>
-      </w:pPr>
-      <w:r>
-        <w:rPr>
-          <w:color w:val="78828c"/>
-          <w:rtl w:val="0"/>
-        </w:rPr>
-        <w:t xml:space="preserve">The system shall validate user inputs for menu choices, numerical values, and structured text formats. When invalid data or restricted choices are entered, the system shall catch exceptions, display a descriptive error message, and prompt the user to re-enter valid data without terminating unexpectedly.</w:t>
-      </w:r>
-    </w:p>
-    <w:p>
-      <w:pPr>
-        <w:ind w:left="288" w:firstLine="0"/>
-        <w:rPr>
-          <w:i w:val="1"/>
-          <w:iCs w:val="1"/>
-          <w:color w:val="6e7882"/>
-        </w:rPr>
-      </w:pPr>
-      <w:r>
-        <w:rPr>
-          <w:rtl w:val="0"/>
-        </w:rPr>
-      </w:r>
-    </w:p>
-    <w:p>
-      <w:pPr>
-        <w:pStyle w:val="Heading3"/>
-        <w:rPr>
-          <w:i w:val="1"/>
-          <w:iCs w:val="1"/>
-          <w:color w:val="6e7882"/>
-        </w:rPr>
-      </w:pPr>
-      <w:r>
-        <w:rPr>
-          <w:rtl w:val="0"/>
-        </w:rPr>
-        <w:t xml:space="preserve">FR-03: </w:t>
-      </w:r>
-      <w:r>
-        <w:rPr>
-          <w:rtl w:val="0"/>
-        </w:rPr>
-        <w:t xml:space="preserve">Smart Daily Budget Calculation</w:t>
-      </w:r>
-      <w:r>
-        <w:rPr>
-          <w:rtl w:val="0"/>
-        </w:rPr>
-      </w:r>
-    </w:p>
-    <w:p>
-      <w:pPr>
-        <w:keepLines w:val="1"/>
-        <w:spacing w:after="80" w:before="40" w:lineRule="auto"/>
-        <w:ind w:left="216" w:firstLine="0"/>
-        <w:rPr>
-          <w:i w:val="1"/>
-          <w:iCs w:val="1"/>
-          <w:color w:val="6e7882"/>
-        </w:rPr>
-      </w:pPr>
-      <w:r>
-        <w:rPr>
-          <w:color w:val="78828c"/>
-          <w:rtl w:val="0"/>
-        </w:rPr>
-        <w:t xml:space="preserve">The system shall calculate a personalized daily student budget based on the selected spending tier (SAVE, RECOMMENDED, SOCIAL), campus dining preferences, commute choice (bus vs. personal car), and automated keyword detection for special academic activities (such as exams or laboratories), appending a standard academic surcharge when applicable.</w:t>
+          <w:color w:val="78828c"/>
+          <w:rtl w:val="0"/>
+        </w:rPr>
+        <w:t xml:space="preserve">The system shall allow authenticated users to create new tasks, modify existing details, and delete obsolete entries. The system shall validate that task attributes are fully filled and persist updates immediately to prevent data loss.</w:t>
       </w:r>
       <w:r>
         <w:rPr>
@@ -4058,42 +3993,444 @@
         <w:rPr>
           <w:rtl w:val="0"/>
         </w:rPr>
-        <w:t xml:space="preserve">FR-04: </w:t>
-      </w:r>
-      <w:r>
-        <w:rPr>
-          <w:rtl w:val="0"/>
-        </w:rPr>
-        <w:t xml:space="preserve">Academic Schedule and Classroom Validation</w:t>
-      </w:r>
-      <w:r>
-        <w:rPr>
-          <w:rtl w:val="0"/>
-        </w:rPr>
+        <w:t xml:space="preserve">FR-03: </w:t>
+      </w:r>
+      <w:r>
+        <w:rPr>
+          <w:rtl w:val="0"/>
+        </w:rPr>
+        <w:t xml:space="preserve">Task Status Tracking</w:t>
       </w:r>
     </w:p>
     <w:p>
       <w:pPr>
         <w:keepLines w:val="1"/>
-        <w:spacing w:after="80" w:before="40" w:lineRule="auto"/>
-        <w:ind w:left="216" w:firstLine="0"/>
-        <w:rPr>
-          <w:color w:val="78828c"/>
-        </w:rPr>
-      </w:pPr>
-      <w:r>
-        <w:rPr>
-          <w:color w:val="78828c"/>
-          <w:rtl w:val="0"/>
-        </w:rPr>
-        <w:t xml:space="preserve">The system shall allow users to register and inspect weekly academic schedule blocks assigned to specific days of the week, validating that classroom building codes fall strictly within the allowed range (A to H, excluding restricted blocks E/F) and ensuring that scheduling modifications are restricted to current or future days.</w:t>
-      </w:r>
-    </w:p>
-    <w:p>
-      <w:pPr>
-        <w:ind w:left="288" w:firstLine="0"/>
+        <w:spacing w:after="240" w:before="240" w:lineRule="auto"/>
         <w:rPr/>
       </w:pPr>
+      <w:r>
+        <w:rPr>
+          <w:color w:val="78828c"/>
+          <w:rtl w:val="0"/>
+        </w:rPr>
+        <w:t xml:space="preserve">The system shall support status tracking for each registered task with values: </w:t>
+      </w:r>
+      <w:r>
+        <w:rPr>
+          <w:color w:val="78828c"/>
+          <w:rtl w:val="0"/>
+        </w:rPr>
+        <w:t xml:space="preserve">Pending</w:t>
+      </w:r>
+      <w:r>
+        <w:rPr>
+          <w:color w:val="78828c"/>
+          <w:rtl w:val="0"/>
+        </w:rPr>
+        <w:t xml:space="preserve">, </w:t>
+      </w:r>
+      <w:r>
+        <w:rPr>
+          <w:color w:val="78828c"/>
+          <w:rtl w:val="0"/>
+        </w:rPr>
+        <w:t xml:space="preserve">In Progress</w:t>
+      </w:r>
+      <w:r>
+        <w:rPr>
+          <w:color w:val="78828c"/>
+          <w:rtl w:val="0"/>
+        </w:rPr>
+        <w:t xml:space="preserve">, or </w:t>
+      </w:r>
+      <w:r>
+        <w:rPr>
+          <w:color w:val="78828c"/>
+          <w:rtl w:val="0"/>
+        </w:rPr>
+        <w:t xml:space="preserve">Completed</w:t>
+      </w:r>
+      <w:r>
+        <w:rPr>
+          <w:color w:val="78828c"/>
+          <w:rtl w:val="0"/>
+        </w:rPr>
+        <w:t xml:space="preserve">. Users shall be able to update a task's status, and the updated state shall reflect instantly across all view lists.</w:t>
+      </w:r>
+      <w:r>
+        <w:rPr>
+          <w:rtl w:val="0"/>
+        </w:rPr>
+      </w:r>
+    </w:p>
+    <w:p>
+      <w:pPr>
+        <w:pStyle w:val="Heading3"/>
+        <w:rPr/>
+      </w:pPr>
+      <w:bookmarkStart w:colFirst="0" w:colLast="0" w:name="_hyj4xtifx8qs" w:id="0"/>
+      <w:bookmarkEnd w:id="0"/>
+      <w:r>
+        <w:rPr>
+          <w:rtl w:val="0"/>
+        </w:rPr>
+        <w:t xml:space="preserve">FR-04: Adaptive Schedule Manager</w:t>
+      </w:r>
+    </w:p>
+    <w:p>
+      <w:pPr>
+        <w:keepLines w:val="1"/>
+        <w:spacing w:after="240" w:before="240" w:lineRule="auto"/>
+        <w:rPr/>
+      </w:pPr>
+      <w:r>
+        <w:rPr>
+          <w:color w:val="78828c"/>
+          <w:rtl w:val="0"/>
+        </w:rPr>
+        <w:t xml:space="preserve">The system shall enable users to register, inspect, and update weekly academic schedule blocks using standardized block and room identifiers (e.g., </w:t>
+      </w:r>
+      <w:r>
+        <w:rPr>
+          <w:color w:val="78828c"/>
+          <w:rtl w:val="0"/>
+        </w:rPr>
+        <w:t xml:space="preserve">B202</w:t>
+      </w:r>
+      <w:r>
+        <w:rPr>
+          <w:color w:val="78828c"/>
+          <w:rtl w:val="0"/>
+        </w:rPr>
+        <w:t xml:space="preserve">). The system shall enforce classroom building constraints (A–H, excluding E/F) and attach event flags (</w:t>
+      </w:r>
+      <w:r>
+        <w:rPr>
+          <w:color w:val="78828c"/>
+          <w:rtl w:val="0"/>
+        </w:rPr>
+        <w:t xml:space="preserve">Test</w:t>
+      </w:r>
+      <w:r>
+        <w:rPr>
+          <w:color w:val="78828c"/>
+          <w:rtl w:val="0"/>
+        </w:rPr>
+        <w:t xml:space="preserve">, </w:t>
+      </w:r>
+      <w:r>
+        <w:rPr>
+          <w:color w:val="78828c"/>
+          <w:rtl w:val="0"/>
+        </w:rPr>
+        <w:t xml:space="preserve">Lab</w:t>
+      </w:r>
+      <w:r>
+        <w:rPr>
+          <w:color w:val="78828c"/>
+          <w:rtl w:val="0"/>
+        </w:rPr>
+        <w:t xml:space="preserve">, </w:t>
+      </w:r>
+      <w:r>
+        <w:rPr>
+          <w:color w:val="78828c"/>
+          <w:rtl w:val="0"/>
+        </w:rPr>
+        <w:t xml:space="preserve">Coursework</w:t>
+      </w:r>
+      <w:r>
+        <w:rPr>
+          <w:color w:val="78828c"/>
+          <w:rtl w:val="0"/>
+        </w:rPr>
+        <w:t xml:space="preserve">).</w:t>
+      </w:r>
+      <w:r>
+        <w:rPr>
+          <w:rtl w:val="0"/>
+        </w:rPr>
+      </w:r>
+    </w:p>
+    <w:p>
+      <w:pPr>
+        <w:pStyle w:val="Heading3"/>
+        <w:rPr/>
+      </w:pPr>
+      <w:bookmarkStart w:colFirst="0" w:colLast="0" w:name="_gf1saj2eg4xi" w:id="1"/>
+      <w:bookmarkEnd w:id="1"/>
+      <w:r>
+        <w:rPr>
+          <w:rtl w:val="0"/>
+        </w:rPr>
+        <w:t xml:space="preserve">FR-05: Smart Budgeting Modes</w:t>
+      </w:r>
+    </w:p>
+    <w:p>
+      <w:pPr>
+        <w:keepLines w:val="1"/>
+        <w:spacing w:after="240" w:before="240" w:lineRule="auto"/>
+        <w:rPr/>
+      </w:pPr>
+      <w:r>
+        <w:rPr>
+          <w:color w:val="78828c"/>
+          <w:rtl w:val="0"/>
+        </w:rPr>
+        <w:t xml:space="preserve">The system shall calculate daily budget limits based on the active spending mode (</w:t>
+      </w:r>
+      <w:r>
+        <w:rPr>
+          <w:color w:val="78828c"/>
+          <w:rtl w:val="0"/>
+        </w:rPr>
+        <w:t xml:space="preserve">SAVE</w:t>
+      </w:r>
+      <w:r>
+        <w:rPr>
+          <w:color w:val="78828c"/>
+          <w:rtl w:val="0"/>
+        </w:rPr>
+        <w:t xml:space="preserve">, </w:t>
+      </w:r>
+      <w:r>
+        <w:rPr>
+          <w:color w:val="78828c"/>
+          <w:rtl w:val="0"/>
+        </w:rPr>
+        <w:t xml:space="preserve">RECOMMENDED</w:t>
+      </w:r>
+      <w:r>
+        <w:rPr>
+          <w:color w:val="78828c"/>
+          <w:rtl w:val="0"/>
+        </w:rPr>
+        <w:t xml:space="preserve">, </w:t>
+      </w:r>
+      <w:r>
+        <w:rPr>
+          <w:color w:val="78828c"/>
+          <w:rtl w:val="0"/>
+        </w:rPr>
+        <w:t xml:space="preserve">SOCIAL</w:t>
+      </w:r>
+      <w:r>
+        <w:rPr>
+          <w:color w:val="78828c"/>
+          <w:rtl w:val="0"/>
+        </w:rPr>
+        <w:t xml:space="preserve">), meal preferences, transport method, and academic flags. Mode selections must remain persistent throughout the user session and compute monetary values using exact integer arithmetic (cents).</w:t>
+      </w:r>
+      <w:r>
+        <w:rPr>
+          <w:rtl w:val="0"/>
+        </w:rPr>
+      </w:r>
+    </w:p>
+    <w:p>
+      <w:pPr>
+        <w:pStyle w:val="Heading3"/>
+        <w:rPr/>
+      </w:pPr>
+      <w:bookmarkStart w:colFirst="0" w:colLast="0" w:name="_8eg7kpqzvjgp" w:id="2"/>
+      <w:bookmarkEnd w:id="2"/>
+      <w:r>
+        <w:rPr>
+          <w:rtl w:val="0"/>
+        </w:rPr>
+        <w:t xml:space="preserve">FR-06: Program Startup and Main Menu</w:t>
+      </w:r>
+    </w:p>
+    <w:p>
+      <w:pPr>
+        <w:keepLines w:val="1"/>
+        <w:spacing w:after="240" w:before="240" w:lineRule="auto"/>
+        <w:rPr/>
+      </w:pPr>
+      <w:r>
+        <w:rPr>
+          <w:color w:val="78828c"/>
+          <w:rtl w:val="0"/>
+        </w:rPr>
+        <w:t xml:space="preserve">The system shall allow users to assign priority levels restricted strictly to </w:t>
+      </w:r>
+      <w:r>
+        <w:rPr>
+          <w:color w:val="78828c"/>
+          <w:rtl w:val="0"/>
+        </w:rPr>
+        <w:t xml:space="preserve">High</w:t>
+      </w:r>
+      <w:r>
+        <w:rPr>
+          <w:color w:val="78828c"/>
+          <w:rtl w:val="0"/>
+        </w:rPr>
+        <w:t xml:space="preserve">, </w:t>
+      </w:r>
+      <w:r>
+        <w:rPr>
+          <w:color w:val="78828c"/>
+          <w:rtl w:val="0"/>
+        </w:rPr>
+        <w:t xml:space="preserve">Medium</w:t>
+      </w:r>
+      <w:r>
+        <w:rPr>
+          <w:color w:val="78828c"/>
+          <w:rtl w:val="0"/>
+        </w:rPr>
+        <w:t xml:space="preserve">, or </w:t>
+      </w:r>
+      <w:r>
+        <w:rPr>
+          <w:color w:val="78828c"/>
+          <w:rtl w:val="0"/>
+        </w:rPr>
+        <w:t xml:space="preserve">Low</w:t>
+      </w:r>
+      <w:r>
+        <w:rPr>
+          <w:color w:val="78828c"/>
+          <w:rtl w:val="0"/>
+        </w:rPr>
+        <w:t xml:space="preserve"> upon task creation or editing, and shall offer sorted task lists ordered by these priority values.</w:t>
+      </w:r>
+      <w:r>
+        <w:rPr>
+          <w:rtl w:val="0"/>
+        </w:rPr>
+      </w:r>
+    </w:p>
+    <w:p>
+      <w:pPr>
+        <w:pStyle w:val="Heading3"/>
+        <w:rPr/>
+      </w:pPr>
+      <w:bookmarkStart w:colFirst="0" w:colLast="0" w:name="_jydzlpy43hnv" w:id="3"/>
+      <w:bookmarkEnd w:id="3"/>
+      <w:r>
+        <w:rPr>
+          <w:rtl w:val="0"/>
+        </w:rPr>
+        <w:t xml:space="preserve">FR-07: Quick Study Break Reminder</w:t>
+      </w:r>
+    </w:p>
+    <w:p>
+      <w:pPr>
+        <w:keepLines w:val="1"/>
+        <w:spacing w:after="240" w:before="240" w:lineRule="auto"/>
+        <w:rPr/>
+      </w:pPr>
+      <w:r>
+        <w:rPr>
+          <w:color w:val="78828c"/>
+          <w:rtl w:val="0"/>
+        </w:rPr>
+        <w:t xml:space="preserve">The system shall monitor active study time and task completions to trigger automated, non-intrusive break notifications, prompting the student to take a short, healthy break.</w:t>
+      </w:r>
+      <w:r>
+        <w:rPr>
+          <w:rtl w:val="0"/>
+        </w:rPr>
+      </w:r>
+    </w:p>
+    <w:p>
+      <w:pPr>
+        <w:pStyle w:val="Heading3"/>
+        <w:rPr>
+          <w:color w:val="78828c"/>
+          <w:sz w:val="20"/>
+          <w:szCs w:val="20"/>
+        </w:rPr>
+      </w:pPr>
+      <w:bookmarkStart w:colFirst="0" w:colLast="0" w:name="_6vda0mqqf5kj" w:id="4"/>
+      <w:bookmarkEnd w:id="4"/>
+      <w:r>
+        <w:rPr>
+          <w:rtl w:val="0"/>
+        </w:rPr>
+        <w:t xml:space="preserve">FR-08: Subject Filter</w:t>
+      </w:r>
+      <w:r>
+        <w:rPr>
+          <w:color w:val="78828c"/>
+          <w:sz w:val="20"/>
+          <w:szCs w:val="20"/>
+          <w:rtl w:val="0"/>
+        </w:rPr>
+        <w:t xml:space="preserve"> </w:t>
+      </w:r>
+    </w:p>
+    <w:p>
+      <w:pPr>
+        <w:keepLines w:val="1"/>
+        <w:spacing w:after="240" w:before="240" w:lineRule="auto"/>
+        <w:rPr/>
+      </w:pPr>
+      <w:r>
+        <w:rPr>
+          <w:color w:val="78828c"/>
+          <w:rtl w:val="0"/>
+        </w:rPr>
+        <w:t xml:space="preserve">The system shall provide a subject filtering module that allows students to query and isolate tasks associated with a specific course code or subject name using exact text match filtering.</w:t>
+      </w:r>
+      <w:r>
+        <w:rPr>
+          <w:rtl w:val="0"/>
+        </w:rPr>
+      </w:r>
+    </w:p>
+    <w:p>
+      <w:pPr>
+        <w:pStyle w:val="Heading3"/>
+        <w:rPr/>
+      </w:pPr>
+      <w:bookmarkStart w:colFirst="0" w:colLast="0" w:name="_5vyqp792kejr" w:id="5"/>
+      <w:bookmarkEnd w:id="5"/>
+      <w:r>
+        <w:rPr>
+          <w:rtl w:val="0"/>
+        </w:rPr>
+        <w:t xml:space="preserve">FR-09: Overdue Task Alert</w:t>
+      </w:r>
+      <w:r>
+        <w:rPr>
+          <w:rtl w:val="0"/>
+        </w:rPr>
+      </w:r>
+    </w:p>
+    <w:p>
+      <w:pPr>
+        <w:keepLines w:val="1"/>
+        <w:spacing w:after="240" w:before="240" w:lineRule="auto"/>
+        <w:rPr>
+          <w:i w:val="1"/>
+          <w:iCs w:val="1"/>
+          <w:color w:val="6e7882"/>
+        </w:rPr>
+      </w:pPr>
+      <w:r>
+        <w:rPr>
+          <w:color w:val="78828c"/>
+          <w:rtl w:val="0"/>
+        </w:rPr>
+        <w:t xml:space="preserve">The system shall continuously compare task deadline dates against the system clock. Any uncompleted task whose deadline has passed shall automatically be tagged and visually rendered with an </w:t>
+      </w:r>
+      <w:r>
+        <w:rPr>
+          <w:color w:val="78828c"/>
+          <w:rtl w:val="0"/>
+        </w:rPr>
+        <w:t xml:space="preserve">Overdue</w:t>
+      </w:r>
+      <w:r>
+        <w:rPr>
+          <w:color w:val="78828c"/>
+          <w:rtl w:val="0"/>
+        </w:rPr>
+        <w:t xml:space="preserve"> status label.</w:t>
+      </w:r>
       <w:r>
         <w:rPr>
           <w:rtl w:val="0"/>
